--- a/docs/docx/technical_documentation/03_EXPLANATORY_NOTE.docx
+++ b/docs/docx/technical_documentation/03_EXPLANATORY_NOTE.docx
@@ -42,7 +42,7 @@
         <w:t xml:space="preserve"> </w:t>
       </w:r>
       <w:r>
-        <w:t xml:space="preserve">3.10.696</w:t>
+        <w:t xml:space="preserve">3.10.798</w:t>
       </w:r>
       <w:r>
         <w:br/>
@@ -117,7 +117,7 @@
         <w:t xml:space="preserve"> </w:t>
       </w:r>
       <w:r>
-        <w:t xml:space="preserve">программного комплекса libre-macros в состоянии рабочей ревизии 3.10.696. Документ опирается на исходный код каталога</w:t>
+        <w:t xml:space="preserve">программного комплекса libre-macros в состоянии рабочей ревизии 3.10.798. Документ опирается на исходный код каталога</w:t>
       </w:r>
       <w:r>
         <w:t xml:space="preserve"> </w:t>
@@ -732,7 +732,7 @@
         <w:pStyle w:val="FirstParagraph"/>
       </w:pPr>
       <w:r>
-        <w:t xml:space="preserve">Ориентировочный объём кода (строки, ревизия 3.10.696):</w:t>
+        <w:t xml:space="preserve">Ориентировочный объём кода (строки, ревизия 3.10.798):</w:t>
       </w:r>
     </w:p>
     <w:tbl>
@@ -2360,7 +2360,7 @@
         <w:t xml:space="preserve"> </w:t>
       </w:r>
       <w:r>
-        <w:t xml:space="preserve">ревизии 3.10.696: за что отвечает каждый артефакт. Служебные каталоги (</w:t>
+        <w:t xml:space="preserve">ревизии 3.10.798: за что отвечает каждый артефакт. Служебные каталоги (</w:t>
       </w:r>
       <w:r>
         <w:rPr>
@@ -2772,7 +2772,103 @@
               <w:pStyle w:val="Compact"/>
             </w:pPr>
             <w:r>
-              <w:t xml:space="preserve">Утилита упаковки архива репозитория / поставки</w:t>
+              <w:t xml:space="preserve">Утилита упаковки архива репозитория / поставки: состав берётся из</w:t>
+            </w:r>
+            <w:r>
+              <w:t xml:space="preserve"> </w:t>
+            </w:r>
+            <w:r>
+              <w:rPr>
+                <w:rStyle w:val="VerbatimChar"/>
+              </w:rPr>
+              <w:t xml:space="preserve">.archivelist</w:t>
+            </w:r>
+            <w:r>
+              <w:t xml:space="preserve"> </w:t>
+            </w:r>
+            <w:r>
+              <w:t xml:space="preserve">(файлы/каталоги + маппинг</w:t>
+            </w:r>
+            <w:r>
+              <w:t xml:space="preserve"> </w:t>
+            </w:r>
+            <w:r>
+              <w:rPr>
+                <w:rStyle w:val="VerbatimChar"/>
+              </w:rPr>
+              <w:t xml:space="preserve">-&gt;</w:t>
+            </w:r>
+            <w:r>
+              <w:t xml:space="preserve">), параметр</w:t>
+            </w:r>
+            <w:r>
+              <w:t xml:space="preserve"> </w:t>
+            </w:r>
+            <w:r>
+              <w:rPr>
+                <w:rStyle w:val="VerbatimChar"/>
+              </w:rPr>
+              <w:t xml:space="preserve">-o/--output</w:t>
+            </w:r>
+            <w:r>
+              <w:t xml:space="preserve"> </w:t>
+            </w:r>
+            <w:r>
+              <w:t xml:space="preserve">задаёт каталог или путь архива (по умолчанию — корень проекта)</w:t>
+            </w:r>
+          </w:p>
+        </w:tc>
+      </w:tr>
+      <w:tr>
+        <w:tc>
+          <w:tcPr/>
+          <w:p>
+            <w:pPr>
+              <w:pStyle w:val="Compact"/>
+            </w:pPr>
+            <w:r>
+              <w:rPr>
+                <w:rStyle w:val="VerbatimChar"/>
+              </w:rPr>
+              <w:t xml:space="preserve">.archivelist</w:t>
+            </w:r>
+          </w:p>
+        </w:tc>
+        <w:tc>
+          <w:tcPr/>
+          <w:p>
+            <w:pPr>
+              <w:pStyle w:val="Compact"/>
+            </w:pPr>
+            <w:r>
+              <w:t xml:space="preserve">Список содержимого архива для</w:t>
+            </w:r>
+            <w:r>
+              <w:t xml:space="preserve"> </w:t>
+            </w:r>
+            <w:r>
+              <w:rPr>
+                <w:rStyle w:val="VerbatimChar"/>
+              </w:rPr>
+              <w:t xml:space="preserve">create_archive.py</w:t>
+            </w:r>
+            <w:r>
+              <w:t xml:space="preserve"> </w:t>
+            </w:r>
+            <w:r>
+              <w:t xml:space="preserve">(поставка +</w:t>
+            </w:r>
+            <w:r>
+              <w:t xml:space="preserve"> </w:t>
+            </w:r>
+            <w:r>
+              <w:rPr>
+                <w:rStyle w:val="VerbatimChar"/>
+              </w:rPr>
+              <w:t xml:space="preserve">test -&gt; macro-lib/test</w:t>
+            </w:r>
+            <w:r>
+              <w:t xml:space="preserve">)</w:t>
             </w:r>
           </w:p>
         </w:tc>
@@ -3402,7 +3498,7 @@
               <w:rPr>
                 <w:rStyle w:val="VerbatimChar"/>
               </w:rPr>
-              <w:t xml:space="preserve">3.10.696</w:t>
+              <w:t xml:space="preserve">3.10.798</w:t>
             </w:r>
             <w:r>
               <w:t xml:space="preserve">).</w:t>
@@ -5346,7 +5442,7 @@
                 <w:b/>
                 <w:bCs/>
               </w:rPr>
-              <w:t xml:space="preserve">MacroInstaller_bundled_3.10.696_*.ods</w:t>
+              <w:t xml:space="preserve">MacroInstaller_bundled_3.10.798_*.ods</w:t>
             </w:r>
           </w:p>
         </w:tc>
@@ -7462,7 +7558,7 @@
         </w:r>
       </w:hyperlink>
       <w:r>
-        <w:t xml:space="preserve">). Раздел 8 фиксирует ответственность каждого файла репозитория по состоянию ревизии 3.10.696.</w:t>
+        <w:t xml:space="preserve">). Раздел 8 фиксирует ответственность каждого файла репозитория по состоянию ревизии 3.10.798.</w:t>
       </w:r>
     </w:p>
     <w:bookmarkEnd w:id="47"/>
